--- a/fra/docx/40.content.docx
+++ b/fra/docx/40.content.docx
@@ -19,7 +19,7 @@
         <w:rPr>
           <w:lang w:val="fr_FR" w:bidi="fr_FR"/>
         </w:rPr>
-        <w:t>Resource: Notes d'étude - Introductions aux livres (Tyndale)</w:t>
+        <w:t>Resource: Tyndale Open Study Notes</w:t>
       </w:r>
       <w:r>
         <w:rPr>
@@ -112,7 +112,7 @@
         <w:rPr>
           <w:lang w:val="fr_FR" w:bidi="fr_FR"/>
         </w:rPr>
-        <w:t>Notes d'étude - Introductions aux livres (Tyndale)</w:t>
+        <w:t>Tyndale Open Study Notes</w:t>
       </w:r>
     </w:p>
     <w:p>

--- a/fra/docx/40.content.docx
+++ b/fra/docx/40.content.docx
@@ -19,7 +19,7 @@
         <w:rPr>
           <w:lang w:val="fr_FR" w:bidi="fr_FR"/>
         </w:rPr>
-        <w:t>Resource: Tyndale Open Study Notes</w:t>
+        <w:t>Resource: Aquifer Open Study Notes (Book Intros)</w:t>
       </w:r>
       <w:r>
         <w:rPr>
@@ -112,7 +112,7 @@
         <w:rPr>
           <w:lang w:val="fr_FR" w:bidi="fr_FR"/>
         </w:rPr>
-        <w:t>Tyndale Open Study Notes</w:t>
+        <w:t>Aquifer Open Study Notes (Book Intros)</w:t>
       </w:r>
     </w:p>
     <w:p>

--- a/fra/docx/40.content.docx
+++ b/fra/docx/40.content.docx
@@ -272,36 +272,24 @@
         </w:rPr>
         <w:t xml:space="preserve">Les chrétiens qui lisaient l’Évangile de Matthieu étaient mis au défi de vivre en tant que chrétiens d’origine juive, au milieu de Juifs pleinement engagés à suivre la Torah. De même, la lettre de Jacques évoque un christianisme demeuré fermement attaché à la synagogue (voir </w:t>
       </w:r>
-      <w:hyperlink r:id="rId13">
-        <w:r>
-          <w:rPr>
-            <w:lang w:val="fr_FR" w:bidi="fr_FR"/>
-          </w:rPr>
-          <w:rPr>
-            <w:color w:val="0000EE"/>
-            <w:u w:val="single"/>
-          </w:rPr>
-          <w:t>Jacques 2:1–26</w:t>
-        </w:r>
-      </w:hyperlink>
+      <w:r>
+        <w:rPr>
+          <w:lang w:val="fr_FR" w:bidi="fr_FR"/>
+        </w:rPr>
+        <w:t>Jacques 2:1–26</w:t>
+      </w:r>
       <w:r>
         <w:rPr>
           <w:lang w:val="fr_FR" w:bidi="fr_FR"/>
         </w:rPr>
         <w:t xml:space="preserve">). On a là une communauté judéo-chrétienne qui demeure aussi fermement attachée à la communauté juive qu’à son Seigneur de gloire (comparer. </w:t>
       </w:r>
-      <w:hyperlink r:id="rId14">
-        <w:r>
-          <w:rPr>
-            <w:lang w:val="fr_FR" w:bidi="fr_FR"/>
-          </w:rPr>
-          <w:rPr>
-            <w:color w:val="0000EE"/>
-            <w:u w:val="single"/>
-          </w:rPr>
-          <w:t>Actes 15:1–41</w:t>
-        </w:r>
-      </w:hyperlink>
+      <w:r>
+        <w:rPr>
+          <w:lang w:val="fr_FR" w:bidi="fr_FR"/>
+        </w:rPr>
+        <w:t>Actes 15:1–41</w:t>
+      </w:r>
       <w:r>
         <w:rPr>
           <w:lang w:val="fr_FR" w:bidi="fr_FR"/>
@@ -347,180 +335,120 @@
         </w:rPr>
         <w:t>Le récit de Matthieu suit la vie de Jésus, de sa naissance à sa mort et sa résurrection. Enfant, Jésus fait face à une série de dangers potentiels (</w:t>
       </w:r>
-      <w:hyperlink r:id="rId15">
-        <w:r>
-          <w:rPr>
-            <w:lang w:val="fr_FR" w:bidi="fr_FR"/>
-          </w:rPr>
-          <w:rPr>
-            <w:color w:val="0000EE"/>
-            <w:u w:val="single"/>
-          </w:rPr>
-          <w:t>chapitre 2</w:t>
-        </w:r>
-      </w:hyperlink>
+      <w:r>
+        <w:rPr>
+          <w:lang w:val="fr_FR" w:bidi="fr_FR"/>
+        </w:rPr>
+        <w:t>chapitre 2</w:t>
+      </w:r>
       <w:r>
         <w:rPr>
           <w:lang w:val="fr_FR" w:bidi="fr_FR"/>
         </w:rPr>
         <w:t>). Devenu adulte, il s’engage dans un très court ministère, au cours de laquelle il proclame la justice de Dieu (</w:t>
       </w:r>
-      <w:hyperlink r:id="rId16">
-        <w:r>
-          <w:rPr>
-            <w:lang w:val="fr_FR" w:bidi="fr_FR"/>
-          </w:rPr>
-          <w:rPr>
-            <w:color w:val="0000EE"/>
-            <w:u w:val="single"/>
-          </w:rPr>
-          <w:t>chapitres 5–7</w:t>
-        </w:r>
-      </w:hyperlink>
+      <w:r>
+        <w:rPr>
+          <w:lang w:val="fr_FR" w:bidi="fr_FR"/>
+        </w:rPr>
+        <w:t>chapitres 5–7</w:t>
+      </w:r>
       <w:r>
         <w:rPr>
           <w:lang w:val="fr_FR" w:bidi="fr_FR"/>
         </w:rPr>
         <w:t>) et accomplit des miracles étonnants (</w:t>
       </w:r>
-      <w:hyperlink r:id="rId17">
-        <w:r>
-          <w:rPr>
-            <w:lang w:val="fr_FR" w:bidi="fr_FR"/>
-          </w:rPr>
-          <w:rPr>
-            <w:color w:val="0000EE"/>
-            <w:u w:val="single"/>
-          </w:rPr>
-          <w:t>8:1–9:34</w:t>
-        </w:r>
-      </w:hyperlink>
+      <w:r>
+        <w:rPr>
+          <w:lang w:val="fr_FR" w:bidi="fr_FR"/>
+        </w:rPr>
+        <w:t>8:1–9:34</w:t>
+      </w:r>
       <w:r>
         <w:rPr>
           <w:lang w:val="fr_FR" w:bidi="fr_FR"/>
         </w:rPr>
         <w:t>) ; puis il élargit sa portée en envoyant les douze apôtres (</w:t>
       </w:r>
-      <w:hyperlink r:id="rId18">
-        <w:r>
-          <w:rPr>
-            <w:lang w:val="fr_FR" w:bidi="fr_FR"/>
-          </w:rPr>
-          <w:rPr>
-            <w:color w:val="0000EE"/>
-            <w:u w:val="single"/>
-          </w:rPr>
-          <w:t>9:35–11:1</w:t>
-        </w:r>
-      </w:hyperlink>
+      <w:r>
+        <w:rPr>
+          <w:lang w:val="fr_FR" w:bidi="fr_FR"/>
+        </w:rPr>
+        <w:t>9:35–11:1</w:t>
+      </w:r>
       <w:r>
         <w:rPr>
           <w:lang w:val="fr_FR" w:bidi="fr_FR"/>
         </w:rPr>
         <w:t>). Pourtant, il fera surtout face au rejet total des Juifs de Galilée et de Judée (</w:t>
       </w:r>
-      <w:hyperlink r:id="rId19">
-        <w:r>
-          <w:rPr>
-            <w:lang w:val="fr_FR" w:bidi="fr_FR"/>
-          </w:rPr>
-          <w:rPr>
-            <w:color w:val="0000EE"/>
-            <w:u w:val="single"/>
-          </w:rPr>
-          <w:t>chapitres 11–17</w:t>
-        </w:r>
-      </w:hyperlink>
+      <w:r>
+        <w:rPr>
+          <w:lang w:val="fr_FR" w:bidi="fr_FR"/>
+        </w:rPr>
+        <w:t>chapitres 11–17</w:t>
+      </w:r>
       <w:r>
         <w:rPr>
           <w:lang w:val="fr_FR" w:bidi="fr_FR"/>
         </w:rPr>
         <w:t>). Pendant la dernière semaine de sa vie, il confronte les responsables Juifs dans le Temple (</w:t>
       </w:r>
-      <w:hyperlink r:id="rId20">
-        <w:r>
-          <w:rPr>
-            <w:lang w:val="fr_FR" w:bidi="fr_FR"/>
-          </w:rPr>
-          <w:rPr>
-            <w:color w:val="0000EE"/>
-            <w:u w:val="single"/>
-          </w:rPr>
-          <w:t>chapitres 21–22</w:t>
-        </w:r>
-      </w:hyperlink>
+      <w:r>
+        <w:rPr>
+          <w:lang w:val="fr_FR" w:bidi="fr_FR"/>
+        </w:rPr>
+        <w:t>chapitres 21–22</w:t>
+      </w:r>
       <w:r>
         <w:rPr>
           <w:lang w:val="fr_FR" w:bidi="fr_FR"/>
         </w:rPr>
         <w:t>), proclame une série de malédictions finales contre les figures d’autorité qui égaraient le peuple (</w:t>
       </w:r>
-      <w:hyperlink r:id="rId21">
-        <w:r>
-          <w:rPr>
-            <w:lang w:val="fr_FR" w:bidi="fr_FR"/>
-          </w:rPr>
-          <w:rPr>
-            <w:color w:val="0000EE"/>
-            <w:u w:val="single"/>
-          </w:rPr>
-          <w:t>chapitre 23</w:t>
-        </w:r>
-      </w:hyperlink>
+      <w:r>
+        <w:rPr>
+          <w:lang w:val="fr_FR" w:bidi="fr_FR"/>
+        </w:rPr>
+        <w:t>chapitre 23</w:t>
+      </w:r>
       <w:r>
         <w:rPr>
           <w:lang w:val="fr_FR" w:bidi="fr_FR"/>
         </w:rPr>
         <w:t>) et prédit le jugement de Dieu et la destruction de Jérusalem (</w:t>
       </w:r>
-      <w:hyperlink r:id="rId22">
-        <w:r>
-          <w:rPr>
-            <w:lang w:val="fr_FR" w:bidi="fr_FR"/>
-          </w:rPr>
-          <w:rPr>
-            <w:color w:val="0000EE"/>
-            <w:u w:val="single"/>
-          </w:rPr>
-          <w:t>chapitres 24–25</w:t>
-        </w:r>
-      </w:hyperlink>
+      <w:r>
+        <w:rPr>
+          <w:lang w:val="fr_FR" w:bidi="fr_FR"/>
+        </w:rPr>
+        <w:t>chapitres 24–25</w:t>
+      </w:r>
       <w:r>
         <w:rPr>
           <w:lang w:val="fr_FR" w:bidi="fr_FR"/>
         </w:rPr>
         <w:t>). Il est ensuite arrêté, jugé et mis à mort par crucifixion (</w:t>
       </w:r>
-      <w:hyperlink r:id="rId23">
-        <w:r>
-          <w:rPr>
-            <w:lang w:val="fr_FR" w:bidi="fr_FR"/>
-          </w:rPr>
-          <w:rPr>
-            <w:color w:val="0000EE"/>
-            <w:u w:val="single"/>
-          </w:rPr>
-          <w:t>chapitres 26–27</w:t>
-        </w:r>
-      </w:hyperlink>
+      <w:r>
+        <w:rPr>
+          <w:lang w:val="fr_FR" w:bidi="fr_FR"/>
+        </w:rPr>
+        <w:t>chapitres 26–27</w:t>
+      </w:r>
       <w:r>
         <w:rPr>
           <w:lang w:val="fr_FR" w:bidi="fr_FR"/>
         </w:rPr>
         <w:t>), pour s’être opposé aux responsables juifs et à leurs croyances par rapport au culte et à la vie du peuple. Après sa mort, il ressuscite, puis il donne la Grande Commissions à ses disciples : faire de toutes les nations des disciples (</w:t>
       </w:r>
-      <w:hyperlink r:id="rId24">
-        <w:r>
-          <w:rPr>
-            <w:lang w:val="fr_FR" w:bidi="fr_FR"/>
-          </w:rPr>
-          <w:rPr>
-            <w:color w:val="0000EE"/>
-            <w:u w:val="single"/>
-          </w:rPr>
-          <w:t>chapitre 28</w:t>
-        </w:r>
-      </w:hyperlink>
+      <w:r>
+        <w:rPr>
+          <w:lang w:val="fr_FR" w:bidi="fr_FR"/>
+        </w:rPr>
+        <w:t>chapitre 28</w:t>
+      </w:r>
       <w:r>
         <w:rPr>
           <w:lang w:val="fr_FR" w:bidi="fr_FR"/>
@@ -541,270 +469,180 @@
         </w:rPr>
         <w:t>Matthieu façonne son Évangile de deux manières. D’abord, après une introduction (</w:t>
       </w:r>
-      <w:hyperlink r:id="rId25">
-        <w:r>
-          <w:rPr>
-            <w:lang w:val="fr_FR" w:bidi="fr_FR"/>
-          </w:rPr>
-          <w:rPr>
-            <w:color w:val="0000EE"/>
-            <w:u w:val="single"/>
-          </w:rPr>
-          <w:t>chapitres 1–4</w:t>
-        </w:r>
-      </w:hyperlink>
+      <w:r>
+        <w:rPr>
+          <w:lang w:val="fr_FR" w:bidi="fr_FR"/>
+        </w:rPr>
+        <w:t>chapitres 1–4</w:t>
+      </w:r>
       <w:r>
         <w:rPr>
           <w:lang w:val="fr_FR" w:bidi="fr_FR"/>
         </w:rPr>
         <w:t xml:space="preserve">), il alterne entre l’enseignement de Jésus et sa vie. Ainsi, on a des discours et des enseignements aux </w:t>
       </w:r>
-      <w:hyperlink r:id="rId16">
-        <w:r>
-          <w:rPr>
-            <w:lang w:val="fr_FR" w:bidi="fr_FR"/>
-          </w:rPr>
-          <w:rPr>
-            <w:color w:val="0000EE"/>
-            <w:u w:val="single"/>
-          </w:rPr>
-          <w:t>chapitres 5–7</w:t>
-        </w:r>
-      </w:hyperlink>
+      <w:r>
+        <w:rPr>
+          <w:lang w:val="fr_FR" w:bidi="fr_FR"/>
+        </w:rPr>
+        <w:t>chapitres 5–7</w:t>
+      </w:r>
       <w:r>
         <w:rPr>
           <w:lang w:val="fr_FR" w:bidi="fr_FR"/>
         </w:rPr>
         <w:t xml:space="preserve">; </w:t>
       </w:r>
-      <w:hyperlink r:id="rId26">
-        <w:r>
-          <w:rPr>
-            <w:lang w:val="fr_FR" w:bidi="fr_FR"/>
-          </w:rPr>
-          <w:rPr>
-            <w:color w:val="0000EE"/>
-            <w:u w:val="single"/>
-          </w:rPr>
-          <w:t>10</w:t>
-        </w:r>
-      </w:hyperlink>
+      <w:r>
+        <w:rPr>
+          <w:lang w:val="fr_FR" w:bidi="fr_FR"/>
+        </w:rPr>
+        <w:t>10</w:t>
+      </w:r>
       <w:r>
         <w:rPr>
           <w:lang w:val="fr_FR" w:bidi="fr_FR"/>
         </w:rPr>
         <w:t xml:space="preserve">, </w:t>
       </w:r>
-      <w:hyperlink r:id="rId27">
-        <w:r>
-          <w:rPr>
-            <w:lang w:val="fr_FR" w:bidi="fr_FR"/>
-          </w:rPr>
-          <w:rPr>
-            <w:color w:val="0000EE"/>
-            <w:u w:val="single"/>
-          </w:rPr>
-          <w:t>13</w:t>
-        </w:r>
-      </w:hyperlink>
+      <w:r>
+        <w:rPr>
+          <w:lang w:val="fr_FR" w:bidi="fr_FR"/>
+        </w:rPr>
+        <w:t>13</w:t>
+      </w:r>
       <w:r>
         <w:rPr>
           <w:lang w:val="fr_FR" w:bidi="fr_FR"/>
         </w:rPr>
         <w:t xml:space="preserve">, </w:t>
       </w:r>
-      <w:hyperlink r:id="rId28">
-        <w:r>
-          <w:rPr>
-            <w:lang w:val="fr_FR" w:bidi="fr_FR"/>
-          </w:rPr>
-          <w:rPr>
-            <w:color w:val="0000EE"/>
-            <w:u w:val="single"/>
-          </w:rPr>
-          <w:t>18</w:t>
-        </w:r>
-      </w:hyperlink>
+      <w:r>
+        <w:rPr>
+          <w:lang w:val="fr_FR" w:bidi="fr_FR"/>
+        </w:rPr>
+        <w:t>18</w:t>
+      </w:r>
       <w:r>
         <w:rPr>
           <w:lang w:val="fr_FR" w:bidi="fr_FR"/>
         </w:rPr>
         <w:t xml:space="preserve">, </w:t>
       </w:r>
-      <w:hyperlink r:id="rId29">
-        <w:r>
-          <w:rPr>
-            <w:lang w:val="fr_FR" w:bidi="fr_FR"/>
-          </w:rPr>
-          <w:rPr>
-            <w:color w:val="0000EE"/>
-            <w:u w:val="single"/>
-          </w:rPr>
-          <w:t>23–25</w:t>
-        </w:r>
-      </w:hyperlink>
+      <w:r>
+        <w:rPr>
+          <w:lang w:val="fr_FR" w:bidi="fr_FR"/>
+        </w:rPr>
+        <w:t>23–25</w:t>
+      </w:r>
       <w:r>
         <w:rPr>
           <w:lang w:val="fr_FR" w:bidi="fr_FR"/>
         </w:rPr>
         <w:t xml:space="preserve">; et le récit de sa vie aux </w:t>
       </w:r>
-      <w:hyperlink r:id="rId30">
-        <w:r>
-          <w:rPr>
-            <w:lang w:val="fr_FR" w:bidi="fr_FR"/>
-          </w:rPr>
-          <w:rPr>
-            <w:color w:val="0000EE"/>
-            <w:u w:val="single"/>
-          </w:rPr>
-          <w:t>chapitres 8–9</w:t>
-        </w:r>
-      </w:hyperlink>
+      <w:r>
+        <w:rPr>
+          <w:lang w:val="fr_FR" w:bidi="fr_FR"/>
+        </w:rPr>
+        <w:t>chapitres 8–9</w:t>
+      </w:r>
       <w:r>
         <w:rPr>
           <w:lang w:val="fr_FR" w:bidi="fr_FR"/>
         </w:rPr>
         <w:t xml:space="preserve">; </w:t>
       </w:r>
-      <w:hyperlink r:id="rId31">
-        <w:r>
-          <w:rPr>
-            <w:lang w:val="fr_FR" w:bidi="fr_FR"/>
-          </w:rPr>
-          <w:rPr>
-            <w:color w:val="0000EE"/>
-            <w:u w:val="single"/>
-          </w:rPr>
-          <w:t>11–12</w:t>
-        </w:r>
-      </w:hyperlink>
+      <w:r>
+        <w:rPr>
+          <w:lang w:val="fr_FR" w:bidi="fr_FR"/>
+        </w:rPr>
+        <w:t>11–12</w:t>
+      </w:r>
       <w:r>
         <w:rPr>
           <w:lang w:val="fr_FR" w:bidi="fr_FR"/>
         </w:rPr>
         <w:t xml:space="preserve">, </w:t>
       </w:r>
-      <w:hyperlink r:id="rId32">
-        <w:r>
-          <w:rPr>
-            <w:lang w:val="fr_FR" w:bidi="fr_FR"/>
-          </w:rPr>
-          <w:rPr>
-            <w:color w:val="0000EE"/>
-            <w:u w:val="single"/>
-          </w:rPr>
-          <w:t>14–17</w:t>
-        </w:r>
-      </w:hyperlink>
+      <w:r>
+        <w:rPr>
+          <w:lang w:val="fr_FR" w:bidi="fr_FR"/>
+        </w:rPr>
+        <w:t>14–17</w:t>
+      </w:r>
       <w:r>
         <w:rPr>
           <w:lang w:val="fr_FR" w:bidi="fr_FR"/>
         </w:rPr>
         <w:t xml:space="preserve">, </w:t>
       </w:r>
-      <w:hyperlink r:id="rId33">
-        <w:r>
-          <w:rPr>
-            <w:lang w:val="fr_FR" w:bidi="fr_FR"/>
-          </w:rPr>
-          <w:rPr>
-            <w:color w:val="0000EE"/>
-            <w:u w:val="single"/>
-          </w:rPr>
-          <w:t>19–22</w:t>
-        </w:r>
-      </w:hyperlink>
+      <w:r>
+        <w:rPr>
+          <w:lang w:val="fr_FR" w:bidi="fr_FR"/>
+        </w:rPr>
+        <w:t>19–22</w:t>
+      </w:r>
       <w:r>
         <w:rPr>
           <w:lang w:val="fr_FR" w:bidi="fr_FR"/>
         </w:rPr>
         <w:t xml:space="preserve">, </w:t>
       </w:r>
-      <w:hyperlink r:id="rId34">
-        <w:r>
-          <w:rPr>
-            <w:lang w:val="fr_FR" w:bidi="fr_FR"/>
-          </w:rPr>
-          <w:rPr>
-            <w:color w:val="0000EE"/>
-            <w:u w:val="single"/>
-          </w:rPr>
-          <w:t>26–28</w:t>
-        </w:r>
-      </w:hyperlink>
+      <w:r>
+        <w:rPr>
+          <w:lang w:val="fr_FR" w:bidi="fr_FR"/>
+        </w:rPr>
+        <w:t>26–28</w:t>
+      </w:r>
       <w:r>
         <w:rPr>
           <w:lang w:val="fr_FR" w:bidi="fr_FR"/>
         </w:rPr>
         <w:t>. Ensuite, Matthieu rapporte comment Jésus a prêché à Israël le message de Dieu à propos de l’avènement de son Royaume aux derniers jours (</w:t>
       </w:r>
-      <w:hyperlink r:id="rId35">
-        <w:r>
-          <w:rPr>
-            <w:lang w:val="fr_FR" w:bidi="fr_FR"/>
-          </w:rPr>
-          <w:rPr>
-            <w:color w:val="0000EE"/>
-            <w:u w:val="single"/>
-          </w:rPr>
-          <w:t>4:12–11:1</w:t>
-        </w:r>
-      </w:hyperlink>
+      <w:r>
+        <w:rPr>
+          <w:lang w:val="fr_FR" w:bidi="fr_FR"/>
+        </w:rPr>
+        <w:t>4:12–11:1</w:t>
+      </w:r>
       <w:r>
         <w:rPr>
           <w:lang w:val="fr_FR" w:bidi="fr_FR"/>
         </w:rPr>
         <w:t xml:space="preserve">; voir </w:t>
       </w:r>
-      <w:hyperlink r:id="rId36">
-        <w:r>
-          <w:rPr>
-            <w:lang w:val="fr_FR" w:bidi="fr_FR"/>
-          </w:rPr>
-          <w:rPr>
-            <w:color w:val="0000EE"/>
-            <w:u w:val="single"/>
-          </w:rPr>
-          <w:t>4:17</w:t>
-        </w:r>
-      </w:hyperlink>
+      <w:r>
+        <w:rPr>
+          <w:lang w:val="fr_FR" w:bidi="fr_FR"/>
+        </w:rPr>
+        <w:t>4:17</w:t>
+      </w:r>
       <w:r>
         <w:rPr>
           <w:lang w:val="fr_FR" w:bidi="fr_FR"/>
         </w:rPr>
         <w:t>), suivi de la réaction de différentes personnes à son message (</w:t>
       </w:r>
-      <w:hyperlink r:id="rId37">
-        <w:r>
-          <w:rPr>
-            <w:lang w:val="fr_FR" w:bidi="fr_FR"/>
-          </w:rPr>
-          <w:rPr>
-            <w:color w:val="0000EE"/>
-            <w:u w:val="single"/>
-          </w:rPr>
-          <w:t>11:2–20:34</w:t>
-        </w:r>
-      </w:hyperlink>
+      <w:r>
+        <w:rPr>
+          <w:lang w:val="fr_FR" w:bidi="fr_FR"/>
+        </w:rPr>
+        <w:t>11:2–20:34</w:t>
+      </w:r>
       <w:r>
         <w:rPr>
           <w:lang w:val="fr_FR" w:bidi="fr_FR"/>
         </w:rPr>
         <w:t>). Matthieu parle ensuite de la mort et de la résurrection de Jésus-Christ (</w:t>
       </w:r>
-      <w:hyperlink r:id="rId38">
-        <w:r>
-          <w:rPr>
-            <w:lang w:val="fr_FR" w:bidi="fr_FR"/>
-          </w:rPr>
-          <w:rPr>
-            <w:color w:val="0000EE"/>
-            <w:u w:val="single"/>
-          </w:rPr>
-          <w:t>chapitres 21–28</w:t>
-        </w:r>
-      </w:hyperlink>
+      <w:r>
+        <w:rPr>
+          <w:lang w:val="fr_FR" w:bidi="fr_FR"/>
+        </w:rPr>
+        <w:t>chapitres 21–28</w:t>
+      </w:r>
       <w:r>
         <w:rPr>
           <w:lang w:val="fr_FR" w:bidi="fr_FR"/>
@@ -836,108 +674,72 @@
         </w:rPr>
         <w:t>Matthieu était un collecteur d’impôts, devenu ami de Jésus, qui l’a appelé à une vie de justice et d’obéissance (</w:t>
       </w:r>
-      <w:hyperlink r:id="rId39">
-        <w:r>
-          <w:rPr>
-            <w:lang w:val="fr_FR" w:bidi="fr_FR"/>
-          </w:rPr>
-          <w:rPr>
-            <w:color w:val="0000EE"/>
-            <w:u w:val="single"/>
-          </w:rPr>
-          <w:t>9:9</w:t>
-        </w:r>
-      </w:hyperlink>
+      <w:r>
+        <w:rPr>
+          <w:lang w:val="fr_FR" w:bidi="fr_FR"/>
+        </w:rPr>
+        <w:t>9:9</w:t>
+      </w:r>
       <w:r>
         <w:rPr>
           <w:lang w:val="fr_FR" w:bidi="fr_FR"/>
         </w:rPr>
         <w:t>). Il a invité beaucoup de ses amis à passer une soirée avec Jésus (</w:t>
       </w:r>
-      <w:hyperlink r:id="rId40">
-        <w:r>
-          <w:rPr>
-            <w:lang w:val="fr_FR" w:bidi="fr_FR"/>
-          </w:rPr>
-          <w:rPr>
-            <w:color w:val="0000EE"/>
-            <w:u w:val="single"/>
-          </w:rPr>
-          <w:t>9:10–13</w:t>
-        </w:r>
-      </w:hyperlink>
+      <w:r>
+        <w:rPr>
+          <w:lang w:val="fr_FR" w:bidi="fr_FR"/>
+        </w:rPr>
+        <w:t>9:10–13</w:t>
+      </w:r>
       <w:r>
         <w:rPr>
           <w:lang w:val="fr_FR" w:bidi="fr_FR"/>
         </w:rPr>
         <w:t>) et il fait partie des douze apôtres (</w:t>
       </w:r>
-      <w:hyperlink r:id="rId41">
-        <w:r>
-          <w:rPr>
-            <w:lang w:val="fr_FR" w:bidi="fr_FR"/>
-          </w:rPr>
-          <w:rPr>
-            <w:color w:val="0000EE"/>
-            <w:u w:val="single"/>
-          </w:rPr>
-          <w:t>10:2–4</w:t>
-        </w:r>
-      </w:hyperlink>
+      <w:r>
+        <w:rPr>
+          <w:lang w:val="fr_FR" w:bidi="fr_FR"/>
+        </w:rPr>
+        <w:t>10:2–4</w:t>
+      </w:r>
       <w:r>
         <w:rPr>
           <w:lang w:val="fr_FR" w:bidi="fr_FR"/>
         </w:rPr>
         <w:t xml:space="preserve">; voir aussi </w:t>
       </w:r>
-      <w:hyperlink r:id="rId42">
-        <w:r>
-          <w:rPr>
-            <w:lang w:val="fr_FR" w:bidi="fr_FR"/>
-          </w:rPr>
-          <w:rPr>
-            <w:color w:val="0000EE"/>
-            <w:u w:val="single"/>
-          </w:rPr>
-          <w:t>Marc 3:16–19</w:t>
-        </w:r>
-      </w:hyperlink>
+      <w:r>
+        <w:rPr>
+          <w:lang w:val="fr_FR" w:bidi="fr_FR"/>
+        </w:rPr>
+        <w:t>Marc 3:16–19</w:t>
+      </w:r>
       <w:r>
         <w:rPr>
           <w:lang w:val="fr_FR" w:bidi="fr_FR"/>
         </w:rPr>
         <w:t xml:space="preserve">; </w:t>
       </w:r>
-      <w:hyperlink r:id="rId43">
-        <w:r>
-          <w:rPr>
-            <w:lang w:val="fr_FR" w:bidi="fr_FR"/>
-          </w:rPr>
-          <w:rPr>
-            <w:color w:val="0000EE"/>
-            <w:u w:val="single"/>
-          </w:rPr>
-          <w:t>Luc 6:13–16</w:t>
-        </w:r>
-      </w:hyperlink>
+      <w:r>
+        <w:rPr>
+          <w:lang w:val="fr_FR" w:bidi="fr_FR"/>
+        </w:rPr>
+        <w:t>Luc 6:13–16</w:t>
+      </w:r>
       <w:r>
         <w:rPr>
           <w:lang w:val="fr_FR" w:bidi="fr_FR"/>
         </w:rPr>
         <w:t xml:space="preserve">; </w:t>
       </w:r>
-      <w:hyperlink r:id="rId44">
-        <w:r>
-          <w:rPr>
-            <w:lang w:val="fr_FR" w:bidi="fr_FR"/>
-          </w:rPr>
-          <w:rPr>
-            <w:color w:val="0000EE"/>
-            <w:u w:val="single"/>
-          </w:rPr>
-          <w:t>Actes 1:13</w:t>
-        </w:r>
-      </w:hyperlink>
+      <w:r>
+        <w:rPr>
+          <w:lang w:val="fr_FR" w:bidi="fr_FR"/>
+        </w:rPr>
+        <w:t>Actes 1:13</w:t>
+      </w:r>
       <w:r>
         <w:rPr>
           <w:lang w:val="fr_FR" w:bidi="fr_FR"/>
@@ -1010,324 +812,216 @@
         </w:rPr>
         <w:t xml:space="preserve">Contrairement aux lettres de Paul ou à l’Apocalypse de Jean, le cadre des Evangiles doit être inféré à partir des remarques et emphases des livres eux-mêmes ( </w:t>
       </w:r>
-      <w:hyperlink r:id="rId45">
-        <w:r>
-          <w:rPr>
-            <w:lang w:val="fr_FR" w:bidi="fr_FR"/>
-          </w:rPr>
-          <w:rPr>
-            <w:color w:val="0000EE"/>
-            <w:u w:val="single"/>
-          </w:rPr>
-          <w:t>24:15</w:t>
-        </w:r>
-      </w:hyperlink>
+      <w:r>
+        <w:rPr>
+          <w:lang w:val="fr_FR" w:bidi="fr_FR"/>
+        </w:rPr>
+        <w:t>24:15</w:t>
+      </w:r>
       <w:r>
         <w:rPr>
           <w:lang w:val="fr_FR" w:bidi="fr_FR"/>
         </w:rPr>
         <w:t xml:space="preserve">; </w:t>
       </w:r>
-      <w:hyperlink r:id="rId46">
-        <w:r>
-          <w:rPr>
-            <w:lang w:val="fr_FR" w:bidi="fr_FR"/>
-          </w:rPr>
-          <w:rPr>
-            <w:color w:val="0000EE"/>
-            <w:u w:val="single"/>
-          </w:rPr>
-          <w:t>27:46</w:t>
-        </w:r>
-      </w:hyperlink>
+      <w:r>
+        <w:rPr>
+          <w:lang w:val="fr_FR" w:bidi="fr_FR"/>
+        </w:rPr>
+        <w:t>27:46</w:t>
+      </w:r>
       <w:r>
         <w:rPr>
           <w:lang w:val="fr_FR" w:bidi="fr_FR"/>
         </w:rPr>
         <w:t xml:space="preserve">; </w:t>
       </w:r>
-      <w:hyperlink r:id="rId47">
-        <w:r>
-          <w:rPr>
-            <w:lang w:val="fr_FR" w:bidi="fr_FR"/>
-          </w:rPr>
-          <w:rPr>
-            <w:color w:val="0000EE"/>
-            <w:u w:val="single"/>
-          </w:rPr>
-          <w:t>28:15</w:t>
-        </w:r>
-      </w:hyperlink>
+      <w:r>
+        <w:rPr>
+          <w:lang w:val="fr_FR" w:bidi="fr_FR"/>
+        </w:rPr>
+        <w:t>28:15</w:t>
+      </w:r>
       <w:r>
         <w:rPr>
           <w:lang w:val="fr_FR" w:bidi="fr_FR"/>
         </w:rPr>
         <w:t>), étant donnée l’absence de preuves directes. Matthieu semble avoir été écrit à une époque où chrétiens et juifs débattaient de questions comme comment obéir à la Loi (</w:t>
       </w:r>
-      <w:hyperlink r:id="rId48">
-        <w:r>
-          <w:rPr>
-            <w:lang w:val="fr_FR" w:bidi="fr_FR"/>
-          </w:rPr>
-          <w:rPr>
-            <w:color w:val="0000EE"/>
-            <w:u w:val="single"/>
-          </w:rPr>
-          <w:t>5:17–48</w:t>
-        </w:r>
-      </w:hyperlink>
+      <w:r>
+        <w:rPr>
+          <w:lang w:val="fr_FR" w:bidi="fr_FR"/>
+        </w:rPr>
+        <w:t>5:17–48</w:t>
+      </w:r>
       <w:r>
         <w:rPr>
           <w:lang w:val="fr_FR" w:bidi="fr_FR"/>
         </w:rPr>
         <w:t xml:space="preserve">; </w:t>
       </w:r>
-      <w:hyperlink r:id="rId49">
-        <w:r>
-          <w:rPr>
-            <w:lang w:val="fr_FR" w:bidi="fr_FR"/>
-          </w:rPr>
-          <w:rPr>
-            <w:color w:val="0000EE"/>
-            <w:u w:val="single"/>
-          </w:rPr>
-          <w:t>15:1–20</w:t>
-        </w:r>
-      </w:hyperlink>
+      <w:r>
+        <w:rPr>
+          <w:lang w:val="fr_FR" w:bidi="fr_FR"/>
+        </w:rPr>
+        <w:t>15:1–20</w:t>
+      </w:r>
       <w:r>
         <w:rPr>
           <w:lang w:val="fr_FR" w:bidi="fr_FR"/>
         </w:rPr>
         <w:t>), qui est le Messie (</w:t>
       </w:r>
-      <w:hyperlink r:id="rId50">
-        <w:r>
-          <w:rPr>
-            <w:lang w:val="fr_FR" w:bidi="fr_FR"/>
-          </w:rPr>
-          <w:rPr>
-            <w:color w:val="0000EE"/>
-            <w:u w:val="single"/>
-          </w:rPr>
-          <w:t>chapitres 1–2</w:t>
-        </w:r>
-      </w:hyperlink>
+      <w:r>
+        <w:rPr>
+          <w:lang w:val="fr_FR" w:bidi="fr_FR"/>
+        </w:rPr>
+        <w:t>chapitres 1–2</w:t>
+      </w:r>
       <w:r>
         <w:rPr>
           <w:lang w:val="fr_FR" w:bidi="fr_FR"/>
         </w:rPr>
         <w:t xml:space="preserve">), qui est le véritable peuple de Dieu (Israël ou l’Eglise ; </w:t>
       </w:r>
-      <w:hyperlink r:id="rId51">
-        <w:r>
-          <w:rPr>
-            <w:lang w:val="fr_FR" w:bidi="fr_FR"/>
-          </w:rPr>
-          <w:rPr>
-            <w:color w:val="0000EE"/>
-            <w:u w:val="single"/>
-          </w:rPr>
-          <w:t>21:33–46</w:t>
-        </w:r>
-      </w:hyperlink>
+      <w:r>
+        <w:rPr>
+          <w:lang w:val="fr_FR" w:bidi="fr_FR"/>
+        </w:rPr>
+        <w:t>21:33–46</w:t>
+      </w:r>
       <w:r>
         <w:rPr>
           <w:lang w:val="fr_FR" w:bidi="fr_FR"/>
         </w:rPr>
         <w:t>), qui sont les dirigeants légitimes du peuple de Dieu (</w:t>
       </w:r>
-      <w:hyperlink r:id="rId52">
-        <w:r>
-          <w:rPr>
-            <w:lang w:val="fr_FR" w:bidi="fr_FR"/>
-          </w:rPr>
-          <w:rPr>
-            <w:color w:val="0000EE"/>
-            <w:u w:val="single"/>
-          </w:rPr>
-          <w:t>4:18–22</w:t>
-        </w:r>
-      </w:hyperlink>
+      <w:r>
+        <w:rPr>
+          <w:lang w:val="fr_FR" w:bidi="fr_FR"/>
+        </w:rPr>
+        <w:t>4:18–22</w:t>
+      </w:r>
       <w:r>
         <w:rPr>
           <w:lang w:val="fr_FR" w:bidi="fr_FR"/>
         </w:rPr>
         <w:t xml:space="preserve">; </w:t>
       </w:r>
-      <w:hyperlink r:id="rId41">
-        <w:r>
-          <w:rPr>
-            <w:lang w:val="fr_FR" w:bidi="fr_FR"/>
-          </w:rPr>
-          <w:rPr>
-            <w:color w:val="0000EE"/>
-            <w:u w:val="single"/>
-          </w:rPr>
-          <w:t>10:2–4</w:t>
-        </w:r>
-      </w:hyperlink>
+      <w:r>
+        <w:rPr>
+          <w:lang w:val="fr_FR" w:bidi="fr_FR"/>
+        </w:rPr>
+        <w:t>10:2–4</w:t>
+      </w:r>
       <w:r>
         <w:rPr>
           <w:lang w:val="fr_FR" w:bidi="fr_FR"/>
         </w:rPr>
         <w:t xml:space="preserve">; </w:t>
       </w:r>
-      <w:hyperlink r:id="rId53">
-        <w:r>
-          <w:rPr>
-            <w:lang w:val="fr_FR" w:bidi="fr_FR"/>
-          </w:rPr>
-          <w:rPr>
-            <w:color w:val="0000EE"/>
-            <w:u w:val="single"/>
-          </w:rPr>
-          <w:t>21:43</w:t>
-        </w:r>
-      </w:hyperlink>
+      <w:r>
+        <w:rPr>
+          <w:lang w:val="fr_FR" w:bidi="fr_FR"/>
+        </w:rPr>
+        <w:t>21:43</w:t>
+      </w:r>
       <w:r>
         <w:rPr>
           <w:lang w:val="fr_FR" w:bidi="fr_FR"/>
         </w:rPr>
         <w:t xml:space="preserve">; </w:t>
       </w:r>
-      <w:hyperlink r:id="rId54">
-        <w:r>
-          <w:rPr>
-            <w:lang w:val="fr_FR" w:bidi="fr_FR"/>
-          </w:rPr>
-          <w:rPr>
-            <w:color w:val="0000EE"/>
-            <w:u w:val="single"/>
-          </w:rPr>
-          <w:t>23:1–36</w:t>
-        </w:r>
-      </w:hyperlink>
+      <w:r>
+        <w:rPr>
+          <w:lang w:val="fr_FR" w:bidi="fr_FR"/>
+        </w:rPr>
+        <w:t>23:1–36</w:t>
+      </w:r>
       <w:r>
         <w:rPr>
           <w:lang w:val="fr_FR" w:bidi="fr_FR"/>
         </w:rPr>
         <w:t xml:space="preserve">; </w:t>
       </w:r>
-      <w:hyperlink r:id="rId55">
-        <w:r>
-          <w:rPr>
-            <w:lang w:val="fr_FR" w:bidi="fr_FR"/>
-          </w:rPr>
-          <w:rPr>
-            <w:color w:val="0000EE"/>
-            <w:u w:val="single"/>
-          </w:rPr>
-          <w:t>28:16–20</w:t>
-        </w:r>
-      </w:hyperlink>
+      <w:r>
+        <w:rPr>
+          <w:lang w:val="fr_FR" w:bidi="fr_FR"/>
+        </w:rPr>
+        <w:t>28:16–20</w:t>
+      </w:r>
       <w:r>
         <w:rPr>
           <w:lang w:val="fr_FR" w:bidi="fr_FR"/>
         </w:rPr>
         <w:t>) et le rapport des non-Juifs à l’Eglise et à Israël (</w:t>
       </w:r>
-      <w:hyperlink r:id="rId56">
-        <w:r>
-          <w:rPr>
-            <w:lang w:val="fr_FR" w:bidi="fr_FR"/>
-          </w:rPr>
-          <w:rPr>
-            <w:color w:val="0000EE"/>
-            <w:u w:val="single"/>
-          </w:rPr>
-          <w:t>2:1–12</w:t>
-        </w:r>
-      </w:hyperlink>
+      <w:r>
+        <w:rPr>
+          <w:lang w:val="fr_FR" w:bidi="fr_FR"/>
+        </w:rPr>
+        <w:t>2:1–12</w:t>
+      </w:r>
       <w:r>
         <w:rPr>
           <w:lang w:val="fr_FR" w:bidi="fr_FR"/>
         </w:rPr>
         <w:t xml:space="preserve">; </w:t>
       </w:r>
-      <w:hyperlink r:id="rId57">
-        <w:r>
-          <w:rPr>
-            <w:lang w:val="fr_FR" w:bidi="fr_FR"/>
-          </w:rPr>
-          <w:rPr>
-            <w:color w:val="0000EE"/>
-            <w:u w:val="single"/>
-          </w:rPr>
-          <w:t>3:7–10</w:t>
-        </w:r>
-      </w:hyperlink>
+      <w:r>
+        <w:rPr>
+          <w:lang w:val="fr_FR" w:bidi="fr_FR"/>
+        </w:rPr>
+        <w:t>3:7–10</w:t>
+      </w:r>
       <w:r>
         <w:rPr>
           <w:lang w:val="fr_FR" w:bidi="fr_FR"/>
         </w:rPr>
         <w:t xml:space="preserve">; </w:t>
       </w:r>
-      <w:hyperlink r:id="rId58">
-        <w:r>
-          <w:rPr>
-            <w:lang w:val="fr_FR" w:bidi="fr_FR"/>
-          </w:rPr>
-          <w:rPr>
-            <w:color w:val="0000EE"/>
-            <w:u w:val="single"/>
-          </w:rPr>
-          <w:t>4:12–16</w:t>
-        </w:r>
-      </w:hyperlink>
+      <w:r>
+        <w:rPr>
+          <w:lang w:val="fr_FR" w:bidi="fr_FR"/>
+        </w:rPr>
+        <w:t>4:12–16</w:t>
+      </w:r>
       <w:r>
         <w:rPr>
           <w:lang w:val="fr_FR" w:bidi="fr_FR"/>
         </w:rPr>
         <w:t xml:space="preserve">; </w:t>
       </w:r>
-      <w:hyperlink r:id="rId59">
-        <w:r>
-          <w:rPr>
-            <w:lang w:val="fr_FR" w:bidi="fr_FR"/>
-          </w:rPr>
-          <w:rPr>
-            <w:color w:val="0000EE"/>
-            <w:u w:val="single"/>
-          </w:rPr>
-          <w:t>8:5–13</w:t>
-        </w:r>
-      </w:hyperlink>
+      <w:r>
+        <w:rPr>
+          <w:lang w:val="fr_FR" w:bidi="fr_FR"/>
+        </w:rPr>
+        <w:t>8:5–13</w:t>
+      </w:r>
       <w:r>
         <w:rPr>
           <w:lang w:val="fr_FR" w:bidi="fr_FR"/>
         </w:rPr>
         <w:t xml:space="preserve">; </w:t>
       </w:r>
-      <w:hyperlink r:id="rId60">
-        <w:r>
-          <w:rPr>
-            <w:lang w:val="fr_FR" w:bidi="fr_FR"/>
-          </w:rPr>
-          <w:rPr>
-            <w:color w:val="0000EE"/>
-            <w:u w:val="single"/>
-          </w:rPr>
-          <w:t>15:21–28</w:t>
-        </w:r>
-      </w:hyperlink>
+      <w:r>
+        <w:rPr>
+          <w:lang w:val="fr_FR" w:bidi="fr_FR"/>
+        </w:rPr>
+        <w:t>15:21–28</w:t>
+      </w:r>
       <w:r>
         <w:rPr>
           <w:lang w:val="fr_FR" w:bidi="fr_FR"/>
         </w:rPr>
         <w:t xml:space="preserve">; </w:t>
       </w:r>
-      <w:hyperlink r:id="rId55">
-        <w:r>
-          <w:rPr>
-            <w:lang w:val="fr_FR" w:bidi="fr_FR"/>
-          </w:rPr>
-          <w:rPr>
-            <w:color w:val="0000EE"/>
-            <w:u w:val="single"/>
-          </w:rPr>
-          <w:t>28:16–20</w:t>
-        </w:r>
-      </w:hyperlink>
+      <w:r>
+        <w:rPr>
+          <w:lang w:val="fr_FR" w:bidi="fr_FR"/>
+        </w:rPr>
+        <w:t>28:16–20</w:t>
+      </w:r>
       <w:r>
         <w:rPr>
           <w:lang w:val="fr_FR" w:bidi="fr_FR"/>
@@ -1348,180 +1042,120 @@
         </w:rPr>
         <w:t xml:space="preserve">La question de savoir si l’Évangile de Matthieu est issu d’une communauté qui faisait toujours partie du judaïsme ou qui était déjà extérieure à celui-ci est débattue. Autrement dit : la communauté chrétienne de Matthieu s’était-elle déjà séparée du judaïsme ou non ? Ou bien Matthieu s’adresse-t-il à un public général plutôt qu’à une communauté spécifique ? Le christianisme primitif était divers ; certains responsables chrétiens, comme Jacques, maintenaient des liens avec la communauté juive. Les spécialistes qui abordent cette question examinent les passages suivants : </w:t>
       </w:r>
-      <w:hyperlink r:id="rId56">
-        <w:r>
-          <w:rPr>
-            <w:lang w:val="fr_FR" w:bidi="fr_FR"/>
-          </w:rPr>
-          <w:rPr>
-            <w:color w:val="0000EE"/>
-            <w:u w:val="single"/>
-          </w:rPr>
-          <w:t>2:1–12</w:t>
-        </w:r>
-      </w:hyperlink>
+      <w:r>
+        <w:rPr>
+          <w:lang w:val="fr_FR" w:bidi="fr_FR"/>
+        </w:rPr>
+        <w:t>2:1–12</w:t>
+      </w:r>
       <w:r>
         <w:rPr>
           <w:lang w:val="fr_FR" w:bidi="fr_FR"/>
         </w:rPr>
         <w:t xml:space="preserve">; </w:t>
       </w:r>
-      <w:hyperlink r:id="rId58">
-        <w:r>
-          <w:rPr>
-            <w:lang w:val="fr_FR" w:bidi="fr_FR"/>
-          </w:rPr>
-          <w:rPr>
-            <w:color w:val="0000EE"/>
-            <w:u w:val="single"/>
-          </w:rPr>
-          <w:t>4:12–16</w:t>
-        </w:r>
-      </w:hyperlink>
+      <w:r>
+        <w:rPr>
+          <w:lang w:val="fr_FR" w:bidi="fr_FR"/>
+        </w:rPr>
+        <w:t>4:12–16</w:t>
+      </w:r>
       <w:r>
         <w:rPr>
           <w:lang w:val="fr_FR" w:bidi="fr_FR"/>
         </w:rPr>
         <w:t xml:space="preserve">; </w:t>
       </w:r>
-      <w:hyperlink r:id="rId59">
-        <w:r>
-          <w:rPr>
-            <w:lang w:val="fr_FR" w:bidi="fr_FR"/>
-          </w:rPr>
-          <w:rPr>
-            <w:color w:val="0000EE"/>
-            <w:u w:val="single"/>
-          </w:rPr>
-          <w:t>8:5–13</w:t>
-        </w:r>
-      </w:hyperlink>
+      <w:r>
+        <w:rPr>
+          <w:lang w:val="fr_FR" w:bidi="fr_FR"/>
+        </w:rPr>
+        <w:t>8:5–13</w:t>
+      </w:r>
       <w:r>
         <w:rPr>
           <w:lang w:val="fr_FR" w:bidi="fr_FR"/>
         </w:rPr>
         <w:t xml:space="preserve">; </w:t>
       </w:r>
-      <w:hyperlink r:id="rId61">
-        <w:r>
-          <w:rPr>
-            <w:lang w:val="fr_FR" w:bidi="fr_FR"/>
-          </w:rPr>
-          <w:rPr>
-            <w:color w:val="0000EE"/>
-            <w:u w:val="single"/>
-          </w:rPr>
-          <w:t>10:5–6</w:t>
-        </w:r>
-      </w:hyperlink>
+      <w:r>
+        <w:rPr>
+          <w:lang w:val="fr_FR" w:bidi="fr_FR"/>
+        </w:rPr>
+        <w:t>10:5–6</w:t>
+      </w:r>
       <w:r>
         <w:rPr>
           <w:lang w:val="fr_FR" w:bidi="fr_FR"/>
         </w:rPr>
         <w:t xml:space="preserve">; </w:t>
       </w:r>
-      <w:hyperlink r:id="rId60">
-        <w:r>
-          <w:rPr>
-            <w:lang w:val="fr_FR" w:bidi="fr_FR"/>
-          </w:rPr>
-          <w:rPr>
-            <w:color w:val="0000EE"/>
-            <w:u w:val="single"/>
-          </w:rPr>
-          <w:t>15:21–28</w:t>
-        </w:r>
-      </w:hyperlink>
+      <w:r>
+        <w:rPr>
+          <w:lang w:val="fr_FR" w:bidi="fr_FR"/>
+        </w:rPr>
+        <w:t>15:21–28</w:t>
+      </w:r>
       <w:r>
         <w:rPr>
           <w:lang w:val="fr_FR" w:bidi="fr_FR"/>
         </w:rPr>
         <w:t xml:space="preserve">; </w:t>
       </w:r>
-      <w:hyperlink r:id="rId62">
-        <w:r>
-          <w:rPr>
-            <w:lang w:val="fr_FR" w:bidi="fr_FR"/>
-          </w:rPr>
-          <w:rPr>
-            <w:color w:val="0000EE"/>
-            <w:u w:val="single"/>
-          </w:rPr>
-          <w:t>17:24–27</w:t>
-        </w:r>
-      </w:hyperlink>
+      <w:r>
+        <w:rPr>
+          <w:lang w:val="fr_FR" w:bidi="fr_FR"/>
+        </w:rPr>
+        <w:t>17:24–27</w:t>
+      </w:r>
       <w:r>
         <w:rPr>
           <w:lang w:val="fr_FR" w:bidi="fr_FR"/>
         </w:rPr>
         <w:t xml:space="preserve">; </w:t>
       </w:r>
-      <w:hyperlink r:id="rId63">
-        <w:r>
-          <w:rPr>
-            <w:lang w:val="fr_FR" w:bidi="fr_FR"/>
-          </w:rPr>
-          <w:rPr>
-            <w:color w:val="0000EE"/>
-            <w:u w:val="single"/>
-          </w:rPr>
-          <w:t>19:28</w:t>
-        </w:r>
-      </w:hyperlink>
+      <w:r>
+        <w:rPr>
+          <w:lang w:val="fr_FR" w:bidi="fr_FR"/>
+        </w:rPr>
+        <w:t>19:28</w:t>
+      </w:r>
       <w:r>
         <w:rPr>
           <w:lang w:val="fr_FR" w:bidi="fr_FR"/>
         </w:rPr>
         <w:t xml:space="preserve">; </w:t>
       </w:r>
-      <w:hyperlink r:id="rId53">
-        <w:r>
-          <w:rPr>
-            <w:lang w:val="fr_FR" w:bidi="fr_FR"/>
-          </w:rPr>
-          <w:rPr>
-            <w:color w:val="0000EE"/>
-            <w:u w:val="single"/>
-          </w:rPr>
-          <w:t>21:43</w:t>
-        </w:r>
-      </w:hyperlink>
+      <w:r>
+        <w:rPr>
+          <w:lang w:val="fr_FR" w:bidi="fr_FR"/>
+        </w:rPr>
+        <w:t>21:43</w:t>
+      </w:r>
       <w:r>
         <w:rPr>
           <w:lang w:val="fr_FR" w:bidi="fr_FR"/>
         </w:rPr>
         <w:t xml:space="preserve">; </w:t>
       </w:r>
-      <w:hyperlink r:id="rId64">
-        <w:r>
-          <w:rPr>
-            <w:lang w:val="fr_FR" w:bidi="fr_FR"/>
-          </w:rPr>
-          <w:rPr>
-            <w:color w:val="0000EE"/>
-            <w:u w:val="single"/>
-          </w:rPr>
-          <w:t>22:7</w:t>
-        </w:r>
-      </w:hyperlink>
+      <w:r>
+        <w:rPr>
+          <w:lang w:val="fr_FR" w:bidi="fr_FR"/>
+        </w:rPr>
+        <w:t>22:7</w:t>
+      </w:r>
       <w:r>
         <w:rPr>
           <w:lang w:val="fr_FR" w:bidi="fr_FR"/>
         </w:rPr>
         <w:t xml:space="preserve">; </w:t>
       </w:r>
-      <w:hyperlink r:id="rId21">
-        <w:r>
-          <w:rPr>
-            <w:lang w:val="fr_FR" w:bidi="fr_FR"/>
-          </w:rPr>
-          <w:rPr>
-            <w:color w:val="0000EE"/>
-            <w:u w:val="single"/>
-          </w:rPr>
-          <w:t>23:1–39</w:t>
-        </w:r>
-      </w:hyperlink>
+      <w:r>
+        <w:rPr>
+          <w:lang w:val="fr_FR" w:bidi="fr_FR"/>
+        </w:rPr>
+        <w:t>23:1–39</w:t>
+      </w:r>
       <w:r>
         <w:rPr>
           <w:lang w:val="fr_FR" w:bidi="fr_FR"/>
@@ -1592,18 +1226,12 @@
         </w:rPr>
         <w:t>Certaines personnes le suivent. En suivant ses instructions, ces disciples évangélisent le monde romain et développent une communauté (l’Eglise) qui inclut à la fois des Juifs et des non-Juifs. Le peuple d’Israël, dans son ensemble, refuse cependant de suivre son Messie, si bien que Jésus les avertit qu’ils subiront le jugement de Dieu (</w:t>
       </w:r>
-      <w:hyperlink r:id="rId29">
-        <w:r>
-          <w:rPr>
-            <w:lang w:val="fr_FR" w:bidi="fr_FR"/>
-          </w:rPr>
-          <w:rPr>
-            <w:color w:val="0000EE"/>
-            <w:u w:val="single"/>
-          </w:rPr>
-          <w:t>chapitres 23–25</w:t>
-        </w:r>
-      </w:hyperlink>
+      <w:r>
+        <w:rPr>
+          <w:lang w:val="fr_FR" w:bidi="fr_FR"/>
+        </w:rPr>
+        <w:t>chapitres 23–25</w:t>
+      </w:r>
       <w:r>
         <w:rPr>
           <w:lang w:val="fr_FR" w:bidi="fr_FR"/>
@@ -1638,162 +1266,108 @@
         </w:rPr>
         <w:t>Le Messie (Christ). Matthieu met l’accent sur le fait que Jésus est le Messie (Christ) (</w:t>
       </w:r>
-      <w:hyperlink r:id="rId65">
-        <w:r>
-          <w:rPr>
-            <w:lang w:val="fr_FR" w:bidi="fr_FR"/>
-          </w:rPr>
-          <w:rPr>
-            <w:color w:val="0000EE"/>
-            <w:u w:val="single"/>
-          </w:rPr>
-          <w:t>1:1</w:t>
-        </w:r>
-      </w:hyperlink>
+      <w:r>
+        <w:rPr>
+          <w:lang w:val="fr_FR" w:bidi="fr_FR"/>
+        </w:rPr>
+        <w:t>1:1</w:t>
+      </w:r>
       <w:r>
         <w:rPr>
           <w:lang w:val="fr_FR" w:bidi="fr_FR"/>
         </w:rPr>
         <w:t xml:space="preserve">, </w:t>
       </w:r>
-      <w:hyperlink r:id="rId66">
-        <w:r>
-          <w:rPr>
-            <w:lang w:val="fr_FR" w:bidi="fr_FR"/>
-          </w:rPr>
-          <w:rPr>
-            <w:color w:val="0000EE"/>
-            <w:u w:val="single"/>
-          </w:rPr>
-          <w:t>16–18</w:t>
-        </w:r>
-      </w:hyperlink>
+      <w:r>
+        <w:rPr>
+          <w:lang w:val="fr_FR" w:bidi="fr_FR"/>
+        </w:rPr>
+        <w:t>16–18</w:t>
+      </w:r>
       <w:r>
         <w:rPr>
           <w:lang w:val="fr_FR" w:bidi="fr_FR"/>
         </w:rPr>
         <w:t xml:space="preserve">; </w:t>
       </w:r>
-      <w:hyperlink r:id="rId67">
-        <w:r>
-          <w:rPr>
-            <w:lang w:val="fr_FR" w:bidi="fr_FR"/>
-          </w:rPr>
-          <w:rPr>
-            <w:color w:val="0000EE"/>
-            <w:u w:val="single"/>
-          </w:rPr>
-          <w:t>11:2–3</w:t>
-        </w:r>
-      </w:hyperlink>
+      <w:r>
+        <w:rPr>
+          <w:lang w:val="fr_FR" w:bidi="fr_FR"/>
+        </w:rPr>
+        <w:t>11:2–3</w:t>
+      </w:r>
       <w:r>
         <w:rPr>
           <w:lang w:val="fr_FR" w:bidi="fr_FR"/>
         </w:rPr>
         <w:t xml:space="preserve">; </w:t>
       </w:r>
-      <w:hyperlink r:id="rId68">
-        <w:r>
-          <w:rPr>
-            <w:lang w:val="fr_FR" w:bidi="fr_FR"/>
-          </w:rPr>
-          <w:rPr>
-            <w:color w:val="0000EE"/>
-            <w:u w:val="single"/>
-          </w:rPr>
-          <w:t>16:16</w:t>
-        </w:r>
-      </w:hyperlink>
+      <w:r>
+        <w:rPr>
+          <w:lang w:val="fr_FR" w:bidi="fr_FR"/>
+        </w:rPr>
+        <w:t>16:16</w:t>
+      </w:r>
       <w:r>
         <w:rPr>
           <w:lang w:val="fr_FR" w:bidi="fr_FR"/>
         </w:rPr>
         <w:t xml:space="preserve">, </w:t>
       </w:r>
-      <w:hyperlink r:id="rId69">
-        <w:r>
-          <w:rPr>
-            <w:lang w:val="fr_FR" w:bidi="fr_FR"/>
-          </w:rPr>
-          <w:rPr>
-            <w:color w:val="0000EE"/>
-            <w:u w:val="single"/>
-          </w:rPr>
-          <w:t>20</w:t>
-        </w:r>
-      </w:hyperlink>
+      <w:r>
+        <w:rPr>
+          <w:lang w:val="fr_FR" w:bidi="fr_FR"/>
+        </w:rPr>
+        <w:t>20</w:t>
+      </w:r>
       <w:r>
         <w:rPr>
           <w:lang w:val="fr_FR" w:bidi="fr_FR"/>
         </w:rPr>
         <w:t xml:space="preserve">; </w:t>
       </w:r>
-      <w:hyperlink r:id="rId70">
-        <w:r>
-          <w:rPr>
-            <w:lang w:val="fr_FR" w:bidi="fr_FR"/>
-          </w:rPr>
-          <w:rPr>
-            <w:color w:val="0000EE"/>
-            <w:u w:val="single"/>
-          </w:rPr>
-          <w:t>23:10</w:t>
-        </w:r>
-      </w:hyperlink>
+      <w:r>
+        <w:rPr>
+          <w:lang w:val="fr_FR" w:bidi="fr_FR"/>
+        </w:rPr>
+        <w:t>23:10</w:t>
+      </w:r>
       <w:r>
         <w:rPr>
           <w:lang w:val="fr_FR" w:bidi="fr_FR"/>
         </w:rPr>
         <w:t>). Il met l’accent sur le fait que Jésus est l’accomplissement des attentes de l’Ancien Testament ; mais pas selon les attentes de ses contemporains juifs.. Pour Matthieu, Jésus est clairement le Fils de Dieu, né de la vierge Marie, afin d’apporter le salut à son peuple (</w:t>
       </w:r>
-      <w:hyperlink r:id="rId71">
-        <w:r>
-          <w:rPr>
-            <w:lang w:val="fr_FR" w:bidi="fr_FR"/>
-          </w:rPr>
-          <w:rPr>
-            <w:color w:val="0000EE"/>
-            <w:u w:val="single"/>
-          </w:rPr>
-          <w:t>1:21</w:t>
-        </w:r>
-      </w:hyperlink>
+      <w:r>
+        <w:rPr>
+          <w:lang w:val="fr_FR" w:bidi="fr_FR"/>
+        </w:rPr>
+        <w:t>1:21</w:t>
+      </w:r>
       <w:r>
         <w:rPr>
           <w:lang w:val="fr_FR" w:bidi="fr_FR"/>
         </w:rPr>
         <w:t>). Pour résumer, Jésus est « Emmanuel, ce qui signifie ‘Dieru avec nous’ » (</w:t>
       </w:r>
-      <w:hyperlink r:id="rId72">
-        <w:r>
-          <w:rPr>
-            <w:lang w:val="fr_FR" w:bidi="fr_FR"/>
-          </w:rPr>
-          <w:rPr>
-            <w:color w:val="0000EE"/>
-            <w:u w:val="single"/>
-          </w:rPr>
-          <w:t>1:23</w:t>
-        </w:r>
-      </w:hyperlink>
+      <w:r>
+        <w:rPr>
+          <w:lang w:val="fr_FR" w:bidi="fr_FR"/>
+        </w:rPr>
+        <w:t>1:23</w:t>
+      </w:r>
       <w:r>
         <w:rPr>
           <w:lang w:val="fr_FR" w:bidi="fr_FR"/>
         </w:rPr>
         <w:t xml:space="preserve">; </w:t>
       </w:r>
-      <w:hyperlink r:id="rId73">
-        <w:r>
-          <w:rPr>
-            <w:lang w:val="fr_FR" w:bidi="fr_FR"/>
-          </w:rPr>
-          <w:rPr>
-            <w:color w:val="0000EE"/>
-            <w:u w:val="single"/>
-          </w:rPr>
-          <w:t>28:20</w:t>
-        </w:r>
-      </w:hyperlink>
+      <w:r>
+        <w:rPr>
+          <w:lang w:val="fr_FR" w:bidi="fr_FR"/>
+        </w:rPr>
+        <w:t>28:20</w:t>
+      </w:r>
       <w:r>
         <w:rPr>
           <w:lang w:val="fr_FR" w:bidi="fr_FR"/>
@@ -1814,288 +1388,192 @@
         </w:rPr>
         <w:t>Le Royaume des cieux. L’expression « Royaume des cieux », qui apparaît 30 fois dans l’Évangile de Matthieu, est une manière détournée de parler du Royaume de Dieu. Matthieu emploie cette expression pour évoquer 1) le règne invisible, mais bien réel, de Dieu sur terre, à travers l’œuvre de salut de Jésus le Messie ; 2) l’accomplissement des promesses de l’Ancien Testament (</w:t>
       </w:r>
-      <w:hyperlink r:id="rId36">
-        <w:r>
-          <w:rPr>
-            <w:lang w:val="fr_FR" w:bidi="fr_FR"/>
-          </w:rPr>
-          <w:rPr>
-            <w:color w:val="0000EE"/>
-            <w:u w:val="single"/>
-          </w:rPr>
-          <w:t>4:17</w:t>
-        </w:r>
-      </w:hyperlink>
+      <w:r>
+        <w:rPr>
+          <w:lang w:val="fr_FR" w:bidi="fr_FR"/>
+        </w:rPr>
+        <w:t>4:17</w:t>
+      </w:r>
       <w:r>
         <w:rPr>
           <w:lang w:val="fr_FR" w:bidi="fr_FR"/>
         </w:rPr>
         <w:t xml:space="preserve">; </w:t>
       </w:r>
-      <w:hyperlink r:id="rId74">
-        <w:r>
-          <w:rPr>
-            <w:lang w:val="fr_FR" w:bidi="fr_FR"/>
-          </w:rPr>
-          <w:rPr>
-            <w:color w:val="0000EE"/>
-            <w:u w:val="single"/>
-          </w:rPr>
-          <w:t>11:11–15</w:t>
-        </w:r>
-      </w:hyperlink>
+      <w:r>
+        <w:rPr>
+          <w:lang w:val="fr_FR" w:bidi="fr_FR"/>
+        </w:rPr>
+        <w:t>11:11–15</w:t>
+      </w:r>
       <w:r>
         <w:rPr>
           <w:lang w:val="fr_FR" w:bidi="fr_FR"/>
         </w:rPr>
         <w:t>); (3) l’activité salviifique de Dieu, souvent par des moyens humbles et discrets (</w:t>
       </w:r>
-      <w:hyperlink r:id="rId75">
-        <w:r>
-          <w:rPr>
-            <w:lang w:val="fr_FR" w:bidi="fr_FR"/>
-          </w:rPr>
-          <w:rPr>
-            <w:color w:val="0000EE"/>
-            <w:u w:val="single"/>
-          </w:rPr>
-          <w:t>11:25</w:t>
-        </w:r>
-      </w:hyperlink>
+      <w:r>
+        <w:rPr>
+          <w:lang w:val="fr_FR" w:bidi="fr_FR"/>
+        </w:rPr>
+        <w:t>11:25</w:t>
+      </w:r>
       <w:r>
         <w:rPr>
           <w:lang w:val="fr_FR" w:bidi="fr_FR"/>
         </w:rPr>
         <w:t xml:space="preserve">; </w:t>
       </w:r>
-      <w:hyperlink r:id="rId76">
-        <w:r>
-          <w:rPr>
-            <w:lang w:val="fr_FR" w:bidi="fr_FR"/>
-          </w:rPr>
-          <w:rPr>
-            <w:color w:val="0000EE"/>
-            <w:u w:val="single"/>
-          </w:rPr>
-          <w:t>13:24–30</w:t>
-        </w:r>
-      </w:hyperlink>
+      <w:r>
+        <w:rPr>
+          <w:lang w:val="fr_FR" w:bidi="fr_FR"/>
+        </w:rPr>
+        <w:t>13:24–30</w:t>
+      </w:r>
       <w:r>
         <w:rPr>
           <w:lang w:val="fr_FR" w:bidi="fr_FR"/>
         </w:rPr>
         <w:t xml:space="preserve">, </w:t>
       </w:r>
-      <w:hyperlink r:id="rId77">
-        <w:r>
-          <w:rPr>
-            <w:lang w:val="fr_FR" w:bidi="fr_FR"/>
-          </w:rPr>
-          <w:rPr>
-            <w:color w:val="0000EE"/>
-            <w:u w:val="single"/>
-          </w:rPr>
-          <w:t>36–43</w:t>
-        </w:r>
-      </w:hyperlink>
+      <w:r>
+        <w:rPr>
+          <w:lang w:val="fr_FR" w:bidi="fr_FR"/>
+        </w:rPr>
+        <w:t>36–43</w:t>
+      </w:r>
       <w:r>
         <w:rPr>
           <w:lang w:val="fr_FR" w:bidi="fr_FR"/>
         </w:rPr>
         <w:t>)‌; 4) la puissante et la force de l'activité de Dieu (</w:t>
       </w:r>
-      <w:hyperlink r:id="rId78">
-        <w:r>
-          <w:rPr>
-            <w:lang w:val="fr_FR" w:bidi="fr_FR"/>
-          </w:rPr>
-          <w:rPr>
-            <w:color w:val="0000EE"/>
-            <w:u w:val="single"/>
-          </w:rPr>
-          <w:t>11:2–6</w:t>
-        </w:r>
-      </w:hyperlink>
+      <w:r>
+        <w:rPr>
+          <w:lang w:val="fr_FR" w:bidi="fr_FR"/>
+        </w:rPr>
+        <w:t>11:2–6</w:t>
+      </w:r>
       <w:r>
         <w:rPr>
           <w:lang w:val="fr_FR" w:bidi="fr_FR"/>
         </w:rPr>
         <w:t xml:space="preserve">, </w:t>
       </w:r>
-      <w:hyperlink r:id="rId79">
-        <w:r>
-          <w:rPr>
-            <w:lang w:val="fr_FR" w:bidi="fr_FR"/>
-          </w:rPr>
-          <w:rPr>
-            <w:color w:val="0000EE"/>
-            <w:u w:val="single"/>
-          </w:rPr>
-          <w:t>12–13</w:t>
-        </w:r>
-      </w:hyperlink>
+      <w:r>
+        <w:rPr>
+          <w:lang w:val="fr_FR" w:bidi="fr_FR"/>
+        </w:rPr>
+        <w:t>12–13</w:t>
+      </w:r>
       <w:r>
         <w:rPr>
           <w:lang w:val="fr_FR" w:bidi="fr_FR"/>
         </w:rPr>
         <w:t xml:space="preserve">; </w:t>
       </w:r>
-      <w:hyperlink r:id="rId80">
-        <w:r>
-          <w:rPr>
-            <w:lang w:val="fr_FR" w:bidi="fr_FR"/>
-          </w:rPr>
-          <w:rPr>
-            <w:color w:val="0000EE"/>
-            <w:u w:val="single"/>
-          </w:rPr>
-          <w:t>12:28</w:t>
-        </w:r>
-      </w:hyperlink>
+      <w:r>
+        <w:rPr>
+          <w:lang w:val="fr_FR" w:bidi="fr_FR"/>
+        </w:rPr>
+        <w:t>12:28</w:t>
+      </w:r>
       <w:r>
         <w:rPr>
           <w:lang w:val="fr_FR" w:bidi="fr_FR"/>
         </w:rPr>
         <w:t>); (5) l’avènement du Royaume au sein d’une « génération » (</w:t>
       </w:r>
-      <w:hyperlink r:id="rId81">
-        <w:r>
-          <w:rPr>
-            <w:lang w:val="fr_FR" w:bidi="fr_FR"/>
-          </w:rPr>
-          <w:rPr>
-            <w:color w:val="0000EE"/>
-            <w:u w:val="single"/>
-          </w:rPr>
-          <w:t>10:23</w:t>
-        </w:r>
-      </w:hyperlink>
+      <w:r>
+        <w:rPr>
+          <w:lang w:val="fr_FR" w:bidi="fr_FR"/>
+        </w:rPr>
+        <w:t>10:23</w:t>
+      </w:r>
       <w:r>
         <w:rPr>
           <w:lang w:val="fr_FR" w:bidi="fr_FR"/>
         </w:rPr>
         <w:t xml:space="preserve">; </w:t>
       </w:r>
-      <w:hyperlink r:id="rId82">
-        <w:r>
-          <w:rPr>
-            <w:lang w:val="fr_FR" w:bidi="fr_FR"/>
-          </w:rPr>
-          <w:rPr>
-            <w:color w:val="0000EE"/>
-            <w:u w:val="single"/>
-          </w:rPr>
-          <w:t>16:28</w:t>
-        </w:r>
-      </w:hyperlink>
+      <w:r>
+        <w:rPr>
+          <w:lang w:val="fr_FR" w:bidi="fr_FR"/>
+        </w:rPr>
+        <w:t>16:28</w:t>
+      </w:r>
       <w:r>
         <w:rPr>
           <w:lang w:val="fr_FR" w:bidi="fr_FR"/>
         </w:rPr>
         <w:t xml:space="preserve">; </w:t>
       </w:r>
-      <w:hyperlink r:id="rId83">
-        <w:r>
-          <w:rPr>
-            <w:lang w:val="fr_FR" w:bidi="fr_FR"/>
-          </w:rPr>
-          <w:rPr>
-            <w:color w:val="0000EE"/>
-            <w:u w:val="single"/>
-          </w:rPr>
-          <w:t>24:34</w:t>
-        </w:r>
-      </w:hyperlink>
+      <w:r>
+        <w:rPr>
+          <w:lang w:val="fr_FR" w:bidi="fr_FR"/>
+        </w:rPr>
+        <w:t>24:34</w:t>
+      </w:r>
       <w:r>
         <w:rPr>
           <w:lang w:val="fr_FR" w:bidi="fr_FR"/>
         </w:rPr>
         <w:t>); 6) le jugement dernier de Dieu (</w:t>
       </w:r>
-      <w:hyperlink r:id="rId84">
-        <w:r>
-          <w:rPr>
-            <w:lang w:val="fr_FR" w:bidi="fr_FR"/>
-          </w:rPr>
-          <w:rPr>
-            <w:color w:val="0000EE"/>
-            <w:u w:val="single"/>
-          </w:rPr>
-          <w:t>25:31–46</w:t>
-        </w:r>
-      </w:hyperlink>
+      <w:r>
+        <w:rPr>
+          <w:lang w:val="fr_FR" w:bidi="fr_FR"/>
+        </w:rPr>
+        <w:t>25:31–46</w:t>
+      </w:r>
       <w:r>
         <w:rPr>
           <w:lang w:val="fr_FR" w:bidi="fr_FR"/>
         </w:rPr>
         <w:t>); et 7) la communion parfaite de tous les saints de Dieu avec le Père (</w:t>
       </w:r>
-      <w:hyperlink r:id="rId85">
-        <w:r>
-          <w:rPr>
-            <w:lang w:val="fr_FR" w:bidi="fr_FR"/>
-          </w:rPr>
-          <w:rPr>
-            <w:color w:val="0000EE"/>
-            <w:u w:val="single"/>
-          </w:rPr>
-          <w:t>8:11–12</w:t>
-        </w:r>
-      </w:hyperlink>
+      <w:r>
+        <w:rPr>
+          <w:lang w:val="fr_FR" w:bidi="fr_FR"/>
+        </w:rPr>
+        <w:t>8:11–12</w:t>
+      </w:r>
       <w:r>
         <w:rPr>
           <w:lang w:val="fr_FR" w:bidi="fr_FR"/>
         </w:rPr>
         <w:t xml:space="preserve">; </w:t>
       </w:r>
-      <w:hyperlink r:id="rId86">
-        <w:r>
-          <w:rPr>
-            <w:lang w:val="fr_FR" w:bidi="fr_FR"/>
-          </w:rPr>
-          <w:rPr>
-            <w:color w:val="0000EE"/>
-            <w:u w:val="single"/>
-          </w:rPr>
-          <w:t>13:43</w:t>
-        </w:r>
-      </w:hyperlink>
+      <w:r>
+        <w:rPr>
+          <w:lang w:val="fr_FR" w:bidi="fr_FR"/>
+        </w:rPr>
+        <w:t>13:43</w:t>
+      </w:r>
       <w:r>
         <w:rPr>
           <w:lang w:val="fr_FR" w:bidi="fr_FR"/>
         </w:rPr>
         <w:t xml:space="preserve">; </w:t>
       </w:r>
-      <w:hyperlink r:id="rId87">
-        <w:r>
-          <w:rPr>
-            <w:lang w:val="fr_FR" w:bidi="fr_FR"/>
-          </w:rPr>
-          <w:rPr>
-            <w:color w:val="0000EE"/>
-            <w:u w:val="single"/>
-          </w:rPr>
-          <w:t>22:1–14</w:t>
-        </w:r>
-      </w:hyperlink>
+      <w:r>
+        <w:rPr>
+          <w:lang w:val="fr_FR" w:bidi="fr_FR"/>
+        </w:rPr>
+        <w:t>22:1–14</w:t>
+      </w:r>
       <w:r>
         <w:rPr>
           <w:lang w:val="fr_FR" w:bidi="fr_FR"/>
         </w:rPr>
         <w:t xml:space="preserve">; </w:t>
       </w:r>
-      <w:hyperlink r:id="rId88">
-        <w:r>
-          <w:rPr>
-            <w:lang w:val="fr_FR" w:bidi="fr_FR"/>
-          </w:rPr>
-          <w:rPr>
-            <w:color w:val="0000EE"/>
-            <w:u w:val="single"/>
-          </w:rPr>
-          <w:t>26:29</w:t>
-        </w:r>
-      </w:hyperlink>
+      <w:r>
+        <w:rPr>
+          <w:lang w:val="fr_FR" w:bidi="fr_FR"/>
+        </w:rPr>
+        <w:t>26:29</w:t>
+      </w:r>
       <w:r>
         <w:rPr>
           <w:lang w:val="fr_FR" w:bidi="fr_FR"/>
@@ -2116,108 +1594,72 @@
         </w:rPr>
         <w:t>Discipulat. L’Évangile de Matthieu insiste sur l’appel que Jésus adresse à tous les hommes, à être baptisés, le suivre comme ses disciples, obéir à ses commandements (</w:t>
       </w:r>
-      <w:hyperlink r:id="rId73">
-        <w:r>
-          <w:rPr>
-            <w:lang w:val="fr_FR" w:bidi="fr_FR"/>
-          </w:rPr>
-          <w:rPr>
-            <w:color w:val="0000EE"/>
-            <w:u w:val="single"/>
-          </w:rPr>
-          <w:t>28:20</w:t>
-        </w:r>
-      </w:hyperlink>
+      <w:r>
+        <w:rPr>
+          <w:lang w:val="fr_FR" w:bidi="fr_FR"/>
+        </w:rPr>
+        <w:t>28:20</w:t>
+      </w:r>
       <w:r>
         <w:rPr>
           <w:lang w:val="fr_FR" w:bidi="fr_FR"/>
         </w:rPr>
         <w:t>) et être en communion avec lui. Jésus résume les exigences du discipulat dans son Sermon sur la Montagne (</w:t>
       </w:r>
-      <w:hyperlink r:id="rId16">
-        <w:r>
-          <w:rPr>
-            <w:lang w:val="fr_FR" w:bidi="fr_FR"/>
-          </w:rPr>
-          <w:rPr>
-            <w:color w:val="0000EE"/>
-            <w:u w:val="single"/>
-          </w:rPr>
-          <w:t>chapitres 5–7</w:t>
-        </w:r>
-      </w:hyperlink>
+      <w:r>
+        <w:rPr>
+          <w:lang w:val="fr_FR" w:bidi="fr_FR"/>
+        </w:rPr>
+        <w:t>chapitres 5–7</w:t>
+      </w:r>
       <w:r>
         <w:rPr>
           <w:lang w:val="fr_FR" w:bidi="fr_FR"/>
         </w:rPr>
         <w:t xml:space="preserve">) et ce thème est récurrent dans tout l’Évangile de Matthieu (par ex. </w:t>
       </w:r>
-      <w:hyperlink r:id="rId26">
-        <w:r>
-          <w:rPr>
-            <w:lang w:val="fr_FR" w:bidi="fr_FR"/>
-          </w:rPr>
-          <w:rPr>
-            <w:color w:val="0000EE"/>
-            <w:u w:val="single"/>
-          </w:rPr>
-          <w:t>10:1–42</w:t>
-        </w:r>
-      </w:hyperlink>
+      <w:r>
+        <w:rPr>
+          <w:lang w:val="fr_FR" w:bidi="fr_FR"/>
+        </w:rPr>
+        <w:t>10:1–42</w:t>
+      </w:r>
       <w:r>
         <w:rPr>
           <w:lang w:val="fr_FR" w:bidi="fr_FR"/>
         </w:rPr>
         <w:t xml:space="preserve">; </w:t>
       </w:r>
-      <w:hyperlink r:id="rId89">
-        <w:r>
-          <w:rPr>
-            <w:lang w:val="fr_FR" w:bidi="fr_FR"/>
-          </w:rPr>
-          <w:rPr>
-            <w:color w:val="0000EE"/>
-            <w:u w:val="single"/>
-          </w:rPr>
-          <w:t>16:24–26</w:t>
-        </w:r>
-      </w:hyperlink>
+      <w:r>
+        <w:rPr>
+          <w:lang w:val="fr_FR" w:bidi="fr_FR"/>
+        </w:rPr>
+        <w:t>16:24–26</w:t>
+      </w:r>
       <w:r>
         <w:rPr>
           <w:lang w:val="fr_FR" w:bidi="fr_FR"/>
         </w:rPr>
         <w:t xml:space="preserve">). Matthieu montre comment les disciples surmontent leurs failles avec l’aide de Christ (voir </w:t>
       </w:r>
-      <w:hyperlink r:id="rId90">
-        <w:r>
-          <w:rPr>
-            <w:lang w:val="fr_FR" w:bidi="fr_FR"/>
-          </w:rPr>
-          <w:rPr>
-            <w:color w:val="0000EE"/>
-            <w:u w:val="single"/>
-          </w:rPr>
-          <w:t>14:28–33</w:t>
-        </w:r>
-      </w:hyperlink>
+      <w:r>
+        <w:rPr>
+          <w:lang w:val="fr_FR" w:bidi="fr_FR"/>
+        </w:rPr>
+        <w:t>14:28–33</w:t>
+      </w:r>
       <w:r>
         <w:rPr>
           <w:lang w:val="fr_FR" w:bidi="fr_FR"/>
         </w:rPr>
         <w:t xml:space="preserve">; </w:t>
       </w:r>
-      <w:hyperlink r:id="rId91">
-        <w:r>
-          <w:rPr>
-            <w:lang w:val="fr_FR" w:bidi="fr_FR"/>
-          </w:rPr>
-          <w:rPr>
-            <w:color w:val="0000EE"/>
-            <w:u w:val="single"/>
-          </w:rPr>
-          <w:t>16:5–12</w:t>
-        </w:r>
-      </w:hyperlink>
+      <w:r>
+        <w:rPr>
+          <w:lang w:val="fr_FR" w:bidi="fr_FR"/>
+        </w:rPr>
+        <w:t>16:5–12</w:t>
+      </w:r>
       <w:r>
         <w:rPr>
           <w:lang w:val="fr_FR" w:bidi="fr_FR"/>
@@ -2252,54 +1694,36 @@
         </w:rPr>
         <w:t xml:space="preserve">Perspective universelle. Dans un livre ayant un style fortement juif, il est surprenant de constater une telle emphase sur l’inclusion des non-Juifs dans l’œuvre de salut du Messie. Cet Évangile, plus que n’importe quel autre, met l’accent sur le fait que la Bonne Nouvelle est pour tous, y compris les non-Juifs. Cette position met Matthieu en porte-à-faux avec la communauté juive de son époque, sur deux questions importantes : celle de l’identité du peuple de Dieu et de l’avenir de la nation d’Israël. Le récit de la nativité montre déjà comment Dieu sauve des non-Juifs, puis, tout au long du livre, les non-Juifs sont présentés sous un jour positif. Puisque Dieu est souverain, son Messie est le Roi de toute la Création. Bien que Dieu ait agi d’une manière particulière en et à travers la nation d’Israël (voir </w:t>
       </w:r>
-      <w:hyperlink r:id="rId61">
-        <w:r>
-          <w:rPr>
-            <w:lang w:val="fr_FR" w:bidi="fr_FR"/>
-          </w:rPr>
-          <w:rPr>
-            <w:color w:val="0000EE"/>
-            <w:u w:val="single"/>
-          </w:rPr>
-          <w:t>10:5–6</w:t>
-        </w:r>
-      </w:hyperlink>
+      <w:r>
+        <w:rPr>
+          <w:lang w:val="fr_FR" w:bidi="fr_FR"/>
+        </w:rPr>
+        <w:t>10:5–6</w:t>
+      </w:r>
       <w:r>
         <w:rPr>
           <w:lang w:val="fr_FR" w:bidi="fr_FR"/>
         </w:rPr>
         <w:t xml:space="preserve">; </w:t>
       </w:r>
-      <w:hyperlink r:id="rId92">
-        <w:r>
-          <w:rPr>
-            <w:lang w:val="fr_FR" w:bidi="fr_FR"/>
-          </w:rPr>
-          <w:rPr>
-            <w:color w:val="0000EE"/>
-            <w:u w:val="single"/>
-          </w:rPr>
-          <w:t>15:24</w:t>
-        </w:r>
-      </w:hyperlink>
+      <w:r>
+        <w:rPr>
+          <w:lang w:val="fr_FR" w:bidi="fr_FR"/>
+        </w:rPr>
+        <w:t>15:24</w:t>
+      </w:r>
       <w:r>
         <w:rPr>
           <w:lang w:val="fr_FR" w:bidi="fr_FR"/>
         </w:rPr>
         <w:t xml:space="preserve">), l’avènement du Royaume des cieux étend les faveurs de Dieu aussi aux nations (voir </w:t>
       </w:r>
-      <w:hyperlink r:id="rId93">
-        <w:r>
-          <w:rPr>
-            <w:lang w:val="fr_FR" w:bidi="fr_FR"/>
-          </w:rPr>
-          <w:rPr>
-            <w:color w:val="0000EE"/>
-            <w:u w:val="single"/>
-          </w:rPr>
-          <w:t>28:18–20</w:t>
-        </w:r>
-      </w:hyperlink>
+      <w:r>
+        <w:rPr>
+          <w:lang w:val="fr_FR" w:bidi="fr_FR"/>
+        </w:rPr>
+        <w:t>28:18–20</w:t>
+      </w:r>
       <w:r>
         <w:rPr>
           <w:lang w:val="fr_FR" w:bidi="fr_FR"/>
